--- a/AI Personal Assistant using n8n.docx
+++ b/AI Personal Assistant using n8n.docx
@@ -15,6 +15,39 @@
           <w:szCs w:val="48"/>
         </w:rPr>
       </w:pPr>
+      <w:r>
+        <w:rPr>
+          <w:rFonts w:ascii="Times New Roman" w:eastAsia="Times New Roman" w:hAnsi="Times New Roman" w:cs="Times New Roman"/>
+          <w:b/>
+          <w:bCs/>
+          <w:kern w:val="36"/>
+          <w:sz w:val="48"/>
+          <w:szCs w:val="48"/>
+        </w:rPr>
+        <w:softHyphen/>
+      </w:r>
+      <w:r>
+        <w:rPr>
+          <w:rFonts w:ascii="Times New Roman" w:eastAsia="Times New Roman" w:hAnsi="Times New Roman" w:cs="Times New Roman"/>
+          <w:b/>
+          <w:bCs/>
+          <w:kern w:val="36"/>
+          <w:sz w:val="48"/>
+          <w:szCs w:val="48"/>
+        </w:rPr>
+        <w:softHyphen/>
+      </w:r>
+      <w:r>
+        <w:rPr>
+          <w:rFonts w:ascii="Times New Roman" w:eastAsia="Times New Roman" w:hAnsi="Times New Roman" w:cs="Times New Roman"/>
+          <w:b/>
+          <w:bCs/>
+          <w:kern w:val="36"/>
+          <w:sz w:val="48"/>
+          <w:szCs w:val="48"/>
+        </w:rPr>
+        <w:softHyphen/>
+      </w:r>
       <w:r>
         <w:rPr>
           <w:rFonts w:ascii="Times New Roman" w:eastAsia="Times New Roman" w:hAnsi="Times New Roman" w:cs="Times New Roman"/>
@@ -2452,9 +2485,17 @@
           <w:szCs w:val="24"/>
         </w:rPr>
         <w:drawing>
-          <wp:inline distT="0" distB="0" distL="0" distR="0">
-            <wp:extent cx="4940554" cy="2940201"/>
+          <wp:anchor distT="0" distB="0" distL="114300" distR="114300" simplePos="0" relativeHeight="251658240" behindDoc="0" locked="0" layoutInCell="1" allowOverlap="1">
+            <wp:simplePos x="0" y="0"/>
+            <wp:positionH relativeFrom="column">
+              <wp:align>left</wp:align>
+            </wp:positionH>
+            <wp:positionV relativeFrom="paragraph">
+              <wp:align>top</wp:align>
+            </wp:positionV>
+            <wp:extent cx="4940300" cy="2940050"/>
             <wp:effectExtent l="0" t="0" r="0" b="0"/>
+            <wp:wrapSquare wrapText="bothSides"/>
             <wp:docPr id="4" name="Picture 4"/>
             <wp:cNvGraphicFramePr>
               <a:graphicFrameLocks xmlns:a="http://schemas.openxmlformats.org/drawingml/2006/main" noChangeAspect="1"/>
@@ -2481,7 +2522,7 @@
                   <pic:spPr>
                     <a:xfrm>
                       <a:off x="0" y="0"/>
-                      <a:ext cx="4940554" cy="2940201"/>
+                      <a:ext cx="4940300" cy="2940050"/>
                     </a:xfrm>
                     <a:prstGeom prst="rect">
                       <a:avLst/>
@@ -2490,8 +2531,16 @@
                 </pic:pic>
               </a:graphicData>
             </a:graphic>
-          </wp:inline>
+          </wp:anchor>
         </w:drawing>
+      </w:r>
+      <w:r>
+        <w:rPr>
+          <w:rFonts w:ascii="Times New Roman" w:eastAsia="Times New Roman" w:hAnsi="Times New Roman" w:cs="Times New Roman"/>
+          <w:sz w:val="24"/>
+          <w:szCs w:val="24"/>
+        </w:rPr>
+        <w:br w:type="textWrapping" w:clear="all"/>
       </w:r>
     </w:p>
     <w:p>
@@ -8550,6 +8599,7 @@
       <w:r>
         <w:rPr>
           <w:rFonts w:ascii="Times New Roman" w:eastAsia="Times New Roman" w:hAnsi="Times New Roman" w:cs="Times New Roman"/>
+          <w:noProof/>
           <w:sz w:val="24"/>
           <w:szCs w:val="24"/>
         </w:rPr>
@@ -8607,7 +8657,7 @@
         </w:rPr>
         <w:lastRenderedPageBreak/>
         <w:pict>
-          <v:rect id="_x0000_i1046" style="width:0;height:1.5pt" o:hralign="center" o:hrstd="t" o:hr="t" fillcolor="#a0a0a0" stroked="f"/>
+          <v:rect id="_x0000_i1036" style="width:0;height:1.5pt" o:hralign="center" o:hrstd="t" o:hr="t" fillcolor="#a0a0a0" stroked="f"/>
         </w:pict>
       </w:r>
     </w:p>
@@ -8675,6 +8725,7 @@
       <w:r>
         <w:rPr>
           <w:rFonts w:ascii="Times New Roman" w:eastAsia="Times New Roman" w:hAnsi="Times New Roman" w:cs="Times New Roman"/>
+          <w:noProof/>
           <w:sz w:val="24"/>
           <w:szCs w:val="24"/>
         </w:rPr>
@@ -8721,7 +8772,7 @@
           <w:szCs w:val="24"/>
         </w:rPr>
         <w:pict>
-          <v:rect id="_x0000_i1036" style="width:0;height:1.5pt" o:hralign="center" o:hrstd="t" o:hr="t" fillcolor="#a0a0a0" stroked="f"/>
+          <v:rect id="_x0000_i1037" style="width:0;height:1.5pt" o:hralign="center" o:hrstd="t" o:hr="t" fillcolor="#a0a0a0" stroked="f"/>
         </w:pict>
       </w:r>
     </w:p>
@@ -8745,115 +8796,9 @@
           <w:sz w:val="36"/>
           <w:szCs w:val="36"/>
         </w:rPr>
-        <w:t>Screenshot 3 – Email Retrieval</w:t>
-      </w:r>
-    </w:p>
-    <w:p>
-      <w:pPr>
-        <w:spacing w:before="100" w:beforeAutospacing="1" w:after="100" w:afterAutospacing="1" w:line="240" w:lineRule="auto"/>
-        <w:rPr>
-          <w:rFonts w:ascii="Times New Roman" w:eastAsia="Times New Roman" w:hAnsi="Times New Roman" w:cs="Times New Roman"/>
-          <w:sz w:val="24"/>
-          <w:szCs w:val="24"/>
-        </w:rPr>
-      </w:pPr>
-      <w:r>
-        <w:rPr>
-          <w:rFonts w:ascii="Times New Roman" w:eastAsia="Times New Roman" w:hAnsi="Times New Roman" w:cs="Times New Roman"/>
-          <w:b/>
-          <w:bCs/>
-          <w:sz w:val="24"/>
-          <w:szCs w:val="24"/>
-        </w:rPr>
-        <w:t>Prompt Used</w:t>
-      </w:r>
-      <w:proofErr w:type="gramStart"/>
-      <w:r>
-        <w:rPr>
-          <w:rFonts w:ascii="Times New Roman" w:eastAsia="Times New Roman" w:hAnsi="Times New Roman" w:cs="Times New Roman"/>
-          <w:b/>
-          <w:bCs/>
-          <w:sz w:val="24"/>
-          <w:szCs w:val="24"/>
-        </w:rPr>
-        <w:t>:</w:t>
-      </w:r>
-      <w:proofErr w:type="gramEnd"/>
-      <w:r>
-        <w:rPr>
-          <w:rFonts w:ascii="Times New Roman" w:eastAsia="Times New Roman" w:hAnsi="Times New Roman" w:cs="Times New Roman"/>
-          <w:sz w:val="24"/>
-          <w:szCs w:val="24"/>
-        </w:rPr>
-        <w:br/>
-      </w:r>
-      <w:r>
-        <w:rPr>
-          <w:rFonts w:ascii="Times New Roman" w:eastAsia="Times New Roman" w:hAnsi="Times New Roman" w:cs="Times New Roman"/>
-          <w:sz w:val="24"/>
-          <w:szCs w:val="24"/>
-        </w:rPr>
-        <w:t>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</w:t>
-      </w:r>
-      <w:r>
-        <w:rPr>
-          <w:rFonts w:ascii="Times New Roman" w:eastAsia="Times New Roman" w:hAnsi="Times New Roman" w:cs="Times New Roman"/>
-          <w:sz w:val="24"/>
-          <w:szCs w:val="24"/>
-        </w:rPr>
-        <w:t xml:space="preserve"> client sec</w:t>
-      </w:r>
-    </w:p>
-    <w:p>
-      <w:pPr>
-        <w:spacing w:before="100" w:beforeAutospacing="1" w:after="100" w:afterAutospacing="1" w:line="240" w:lineRule="auto"/>
-        <w:rPr>
-          <w:rFonts w:ascii="Times New Roman" w:eastAsia="Times New Roman" w:hAnsi="Times New Roman" w:cs="Times New Roman"/>
-          <w:sz w:val="24"/>
-          <w:szCs w:val="24"/>
-        </w:rPr>
-      </w:pPr>
-      <w:r>
-        <w:rPr>
-          <w:rFonts w:ascii="Times New Roman" w:eastAsia="Times New Roman" w:hAnsi="Times New Roman" w:cs="Times New Roman"/>
-          <w:sz w:val="24"/>
-          <w:szCs w:val="24"/>
-        </w:rPr>
-        <w:t>707620872771-vr2ipdgn567b9qbgl016b2es1rk92rfe.apps.googleusercontent.com</w:t>
-      </w:r>
-      <w:r>
-        <w:rPr>
-          <w:rFonts w:ascii="Times New Roman" w:eastAsia="Times New Roman" w:hAnsi="Times New Roman" w:cs="Times New Roman"/>
-          <w:sz w:val="24"/>
-          <w:szCs w:val="24"/>
-        </w:rPr>
-        <w:t xml:space="preserve"> client id</w:t>
-      </w:r>
-    </w:p>
-    <w:p>
-      <w:pPr>
-        <w:spacing w:after="0" w:line="240" w:lineRule="auto"/>
-        <w:rPr>
-          <w:rFonts w:ascii="Times New Roman" w:eastAsia="Times New Roman" w:hAnsi="Times New Roman" w:cs="Times New Roman"/>
-          <w:sz w:val="24"/>
-          <w:szCs w:val="24"/>
-        </w:rPr>
-      </w:pPr>
-      <w:r>
-        <w:rPr>
-          <w:rFonts w:ascii="Times New Roman" w:eastAsia="Times New Roman" w:hAnsi="Times New Roman" w:cs="Times New Roman"/>
-          <w:sz w:val="24"/>
-          <w:szCs w:val="24"/>
-        </w:rPr>
-        <w:pict>
-          <v:rect id="_x0000_i1037" style="width:0;height:1.5pt" o:hralign="center" o:hrstd="t" o:hr="t" fillcolor="#a0a0a0" stroked="f"/>
-        </w:pict>
-      </w:r>
-    </w:p>
-    <w:p>
-      <w:pPr>
-        <w:spacing w:before="100" w:beforeAutospacing="1" w:after="100" w:afterAutospacing="1" w:line="240" w:lineRule="auto"/>
-        <w:outlineLvl w:val="1"/>
+        <w:t>Screenshot 3</w:t>
+      </w:r>
+      <w:r>
         <w:rPr>
           <w:rFonts w:ascii="Times New Roman" w:eastAsia="Times New Roman" w:hAnsi="Times New Roman" w:cs="Times New Roman"/>
           <w:b/>
@@ -8861,16 +8806,7 @@
           <w:sz w:val="36"/>
           <w:szCs w:val="36"/>
         </w:rPr>
-      </w:pPr>
-      <w:r>
-        <w:rPr>
-          <w:rFonts w:ascii="Times New Roman" w:eastAsia="Times New Roman" w:hAnsi="Times New Roman" w:cs="Times New Roman"/>
-          <w:b/>
-          <w:bCs/>
-          <w:sz w:val="36"/>
-          <w:szCs w:val="36"/>
-        </w:rPr>
-        <w:t>Screenshot 4 – Sending Email</w:t>
+        <w:t xml:space="preserve"> – Sending Email</w:t>
       </w:r>
     </w:p>
     <w:p>
@@ -9021,7 +8957,6 @@
           <w:sz w:val="24"/>
           <w:szCs w:val="24"/>
         </w:rPr>
-        <w:lastRenderedPageBreak/>
         <w:pict>
           <v:rect id="_x0000_i1038" style="width:0;height:1.5pt" o:hralign="center" o:hrstd="t" o:hr="t" fillcolor="#a0a0a0" stroked="f"/>
         </w:pict>
@@ -9047,7 +8982,17 @@
           <w:sz w:val="36"/>
           <w:szCs w:val="36"/>
         </w:rPr>
-        <w:t>Screenshot 5 – Calendar Event Creation</w:t>
+        <w:t>Screenshot 4</w:t>
+      </w:r>
+      <w:r>
+        <w:rPr>
+          <w:rFonts w:ascii="Times New Roman" w:eastAsia="Times New Roman" w:hAnsi="Times New Roman" w:cs="Times New Roman"/>
+          <w:b/>
+          <w:bCs/>
+          <w:sz w:val="36"/>
+          <w:szCs w:val="36"/>
+        </w:rPr>
+        <w:t xml:space="preserve"> – Calendar Event Creation</w:t>
       </w:r>
     </w:p>
     <w:p>
@@ -9091,9 +9036,11 @@
       <w:r>
         <w:rPr>
           <w:rFonts w:ascii="Times New Roman" w:eastAsia="Times New Roman" w:hAnsi="Times New Roman" w:cs="Times New Roman"/>
-          <w:sz w:val="24"/>
-          <w:szCs w:val="24"/>
-        </w:rPr>
+          <w:noProof/>
+          <w:sz w:val="24"/>
+          <w:szCs w:val="24"/>
+        </w:rPr>
+        <w:lastRenderedPageBreak/>
         <w:drawing>
           <wp:inline distT="0" distB="0" distL="0" distR="0" wp14:anchorId="793FC1A7" wp14:editId="5C8B6081">
             <wp:extent cx="2938794" cy="1338470"/>
@@ -9169,7 +9116,17 @@
           <w:sz w:val="36"/>
           <w:szCs w:val="36"/>
         </w:rPr>
-        <w:t>Screenshot 6 – Notes Management</w:t>
+        <w:t>Screenshot 5</w:t>
+      </w:r>
+      <w:r>
+        <w:rPr>
+          <w:rFonts w:ascii="Times New Roman" w:eastAsia="Times New Roman" w:hAnsi="Times New Roman" w:cs="Times New Roman"/>
+          <w:b/>
+          <w:bCs/>
+          <w:sz w:val="36"/>
+          <w:szCs w:val="36"/>
+        </w:rPr>
+        <w:t xml:space="preserve"> – Notes Management</w:t>
       </w:r>
     </w:p>
     <w:p>
@@ -9213,6 +9170,7 @@
       <w:r>
         <w:rPr>
           <w:rFonts w:ascii="Times New Roman" w:eastAsia="Times New Roman" w:hAnsi="Times New Roman" w:cs="Times New Roman"/>
+          <w:noProof/>
           <w:sz w:val="24"/>
           <w:szCs w:val="24"/>
         </w:rPr>
@@ -9291,7 +9249,17 @@
           <w:sz w:val="36"/>
           <w:szCs w:val="36"/>
         </w:rPr>
-        <w:t>Screenshot 7 – Expense Tracking</w:t>
+        <w:t>Screenshot 6</w:t>
+      </w:r>
+      <w:r>
+        <w:rPr>
+          <w:rFonts w:ascii="Times New Roman" w:eastAsia="Times New Roman" w:hAnsi="Times New Roman" w:cs="Times New Roman"/>
+          <w:b/>
+          <w:bCs/>
+          <w:sz w:val="36"/>
+          <w:szCs w:val="36"/>
+        </w:rPr>
+        <w:t xml:space="preserve"> – Expense Tracking</w:t>
       </w:r>
     </w:p>
     <w:p>
@@ -9334,24 +9302,22 @@
       </w:r>
       <w:proofErr w:type="spellEnd"/>
       <w:r>
-        <w:t xml:space="preserve"> sheet with a 200 expense on Oil under the same Groceries category.</w:t>
-      </w:r>
-      <w:r>
-        <w:t>”</w:t>
-      </w:r>
-    </w:p>
-    <w:p>
-      <w:pPr>
-        <w:spacing w:before="100" w:beforeAutospacing="1" w:after="100" w:afterAutospacing="1" w:line="240" w:lineRule="auto"/>
-        <w:rPr>
-          <w:rFonts w:ascii="Times New Roman" w:eastAsia="Times New Roman" w:hAnsi="Times New Roman" w:cs="Times New Roman"/>
-          <w:sz w:val="24"/>
-          <w:szCs w:val="24"/>
-        </w:rPr>
-      </w:pPr>
-      <w:r>
-        <w:rPr>
-          <w:rFonts w:ascii="Times New Roman" w:eastAsia="Times New Roman" w:hAnsi="Times New Roman" w:cs="Times New Roman"/>
+        <w:t xml:space="preserve"> sheet with a 200 expense on Oil under the same Groceries category.”</w:t>
+      </w:r>
+    </w:p>
+    <w:p>
+      <w:pPr>
+        <w:spacing w:before="100" w:beforeAutospacing="1" w:after="100" w:afterAutospacing="1" w:line="240" w:lineRule="auto"/>
+        <w:rPr>
+          <w:rFonts w:ascii="Times New Roman" w:eastAsia="Times New Roman" w:hAnsi="Times New Roman" w:cs="Times New Roman"/>
+          <w:sz w:val="24"/>
+          <w:szCs w:val="24"/>
+        </w:rPr>
+      </w:pPr>
+      <w:r>
+        <w:rPr>
+          <w:rFonts w:ascii="Times New Roman" w:eastAsia="Times New Roman" w:hAnsi="Times New Roman" w:cs="Times New Roman"/>
+          <w:noProof/>
           <w:sz w:val="24"/>
           <w:szCs w:val="24"/>
         </w:rPr>
@@ -9415,7 +9381,6 @@
           <w:sz w:val="24"/>
           <w:szCs w:val="24"/>
         </w:rPr>
-        <w:lastRenderedPageBreak/>
         <w:pict>
           <v:rect id="_x0000_i1041" style="width:0;height:1.5pt" o:hralign="center" o:hrstd="t" o:hr="t" fillcolor="#a0a0a0" stroked="f"/>
         </w:pict>
@@ -9441,10 +9406,8 @@
           <w:sz w:val="36"/>
           <w:szCs w:val="36"/>
         </w:rPr>
-        <w:t>Screenshot 8</w:t>
-      </w:r>
-      <w:bookmarkStart w:id="0" w:name="_GoBack"/>
-      <w:bookmarkEnd w:id="0"/>
+        <w:t>Screenshot 7</w:t>
+      </w:r>
       <w:r>
         <w:rPr>
           <w:rFonts w:ascii="Times New Roman" w:eastAsia="Times New Roman" w:hAnsi="Times New Roman" w:cs="Times New Roman"/>
@@ -9497,9 +9460,11 @@
       <w:r>
         <w:rPr>
           <w:rFonts w:ascii="Times New Roman" w:eastAsia="Times New Roman" w:hAnsi="Times New Roman" w:cs="Times New Roman"/>
-          <w:sz w:val="24"/>
-          <w:szCs w:val="24"/>
-        </w:rPr>
+          <w:noProof/>
+          <w:sz w:val="24"/>
+          <w:szCs w:val="24"/>
+        </w:rPr>
+        <w:lastRenderedPageBreak/>
         <w:drawing>
           <wp:inline distT="0" distB="0" distL="0" distR="0" wp14:anchorId="47920A1F" wp14:editId="489B1436">
             <wp:extent cx="2840997" cy="824598"/>
@@ -9985,7 +9950,6 @@
           <w:sz w:val="24"/>
           <w:szCs w:val="24"/>
         </w:rPr>
-        <w:lastRenderedPageBreak/>
         <w:t xml:space="preserve">The </w:t>
       </w:r>
       <w:proofErr w:type="spellStart"/>
@@ -10068,6 +10032,7 @@
           <w:sz w:val="36"/>
           <w:szCs w:val="36"/>
         </w:rPr>
+        <w:lastRenderedPageBreak/>
         <w:t>13.5 Internet Dependency for External Services</w:t>
       </w:r>
     </w:p>
@@ -10442,7 +10407,17 @@
           <w:sz w:val="24"/>
           <w:szCs w:val="24"/>
         </w:rPr>
-        <w:t xml:space="preserve">Using n8n as the automation engine and </w:t>
+        <w:t>Using n8n as the auto</w:t>
+      </w:r>
+      <w:bookmarkStart w:id="0" w:name="_GoBack"/>
+      <w:bookmarkEnd w:id="0"/>
+      <w:r>
+        <w:rPr>
+          <w:rFonts w:ascii="Times New Roman" w:eastAsia="Times New Roman" w:hAnsi="Times New Roman" w:cs="Times New Roman"/>
+          <w:sz w:val="24"/>
+          <w:szCs w:val="24"/>
+        </w:rPr>
+        <w:t xml:space="preserve">mation engine and </w:t>
       </w:r>
       <w:proofErr w:type="spellStart"/>
       <w:r>
